--- a/Documents/Nanthene_Prepaid_Mobile_App_Functional_Requirements(updated).docx
+++ b/Documents/Nanthene_Prepaid_Mobile_App_Functional_Requirements(updated).docx
@@ -1119,16 +1119,8 @@
         <w:rPr>
           <w:rFonts w:ascii="Poppins" w:hAnsi="Poppins" w:cs="Poppins"/>
         </w:rPr>
-        <w:t xml:space="preserve">data-plans </w:t>
-      </w:r>
-      <w:proofErr w:type="spellStart"/>
-      <w:r>
-        <w:rPr>
-          <w:rFonts w:ascii="Poppins" w:hAnsi="Poppins" w:cs="Poppins"/>
-        </w:rPr>
-        <w:t>etc</w:t>
-      </w:r>
-      <w:proofErr w:type="spellEnd"/>
+        <w:t>data-plans etc</w:t>
+      </w:r>
       <w:r>
         <w:rPr>
           <w:rFonts w:ascii="Poppins" w:hAnsi="Poppins" w:cs="Poppins"/>
@@ -1858,74 +1850,13 @@
         </w:rPr>
         <w:t>Display users with expiring recharges (within 3 days).</w:t>
       </w:r>
-    </w:p>
-    <w:p>
-      <w:pPr>
+      <w:r>
         <w:rPr>
           <w:rFonts w:ascii="Poppins" w:hAnsi="Poppins" w:cs="Poppins"/>
           <w:b/>
           <w:bCs/>
         </w:rPr>
-      </w:pPr>
-    </w:p>
-    <w:p>
-      <w:pPr>
-        <w:rPr>
-          <w:rFonts w:ascii="Poppins" w:hAnsi="Poppins" w:cs="Poppins"/>
-          <w:b/>
-          <w:bCs/>
-        </w:rPr>
-      </w:pPr>
-    </w:p>
-    <w:p>
-      <w:pPr>
-        <w:rPr>
-          <w:rFonts w:ascii="Poppins" w:hAnsi="Poppins" w:cs="Poppins"/>
-          <w:b/>
-          <w:bCs/>
-        </w:rPr>
-      </w:pPr>
-      <w:r>
-        <w:rPr>
-          <w:rFonts w:ascii="Poppins" w:hAnsi="Poppins" w:cs="Poppins"/>
-          <w:b/>
-          <w:bCs/>
-        </w:rPr>
-        <w:t>Doubts</w:t>
-      </w:r>
-    </w:p>
-    <w:p>
-      <w:pPr>
-        <w:rPr>
-          <w:rFonts w:ascii="Poppins" w:hAnsi="Poppins" w:cs="Poppins"/>
-          <w:b/>
-          <w:bCs/>
-        </w:rPr>
-      </w:pPr>
-      <w:r>
-        <w:rPr>
-          <w:rFonts w:ascii="Poppins" w:hAnsi="Poppins" w:cs="Poppins"/>
-          <w:b/>
-          <w:bCs/>
-        </w:rPr>
-        <w:t>1.where transaction history will be reflected</w:t>
-      </w:r>
-    </w:p>
-    <w:p>
-      <w:pPr>
-        <w:rPr>
-          <w:rFonts w:ascii="Poppins" w:hAnsi="Poppins" w:cs="Poppins"/>
-          <w:b/>
-          <w:bCs/>
-        </w:rPr>
-      </w:pPr>
-      <w:r>
-        <w:rPr>
-          <w:rFonts w:ascii="Poppins" w:hAnsi="Poppins" w:cs="Poppins"/>
-          <w:b/>
-          <w:bCs/>
-        </w:rPr>
-        <w:t xml:space="preserve">2.how to simulate net banking </w:t>
+        <w:t xml:space="preserve"> </w:t>
       </w:r>
     </w:p>
     <w:sectPr>

--- a/Documents/Nanthene_Prepaid_Mobile_App_Functional_Requirements(updated).docx
+++ b/Documents/Nanthene_Prepaid_Mobile_App_Functional_Requirements(updated).docx
@@ -115,7 +115,7 @@
                     <pic:cNvPicPr/>
                   </pic:nvPicPr>
                   <pic:blipFill>
-                    <a:blip r:embed="rId5" cstate="print">
+                    <a:blip r:embed="rId6" cstate="print">
                       <a:extLst>
                         <a:ext uri="{28A0092B-C50C-407E-A947-70E740481C1C}">
                           <a14:useLocalDpi xmlns:a14="http://schemas.microsoft.com/office/drawing/2010/main" val="0"/>
@@ -1119,8 +1119,16 @@
         <w:rPr>
           <w:rFonts w:ascii="Poppins" w:hAnsi="Poppins" w:cs="Poppins"/>
         </w:rPr>
-        <w:t>data-plans etc</w:t>
-      </w:r>
+        <w:t xml:space="preserve">data-plans </w:t>
+      </w:r>
+      <w:proofErr w:type="spellStart"/>
+      <w:r>
+        <w:rPr>
+          <w:rFonts w:ascii="Poppins" w:hAnsi="Poppins" w:cs="Poppins"/>
+        </w:rPr>
+        <w:t>etc</w:t>
+      </w:r>
+      <w:proofErr w:type="spellEnd"/>
       <w:r>
         <w:rPr>
           <w:rFonts w:ascii="Poppins" w:hAnsi="Poppins" w:cs="Poppins"/>
@@ -1862,6 +1870,12 @@
     <w:sectPr>
       <w:pgSz w:w="12240" w:h="15840"/>
       <w:pgMar w:top="1440" w:right="1440" w:bottom="1440" w:left="1440" w:header="708" w:footer="708" w:gutter="0"/>
+      <w:pgBorders w:offsetFrom="page">
+        <w:top w:val="single" w:sz="4" w:space="24" w:color="auto"/>
+        <w:left w:val="single" w:sz="4" w:space="24" w:color="auto"/>
+        <w:bottom w:val="single" w:sz="4" w:space="24" w:color="auto"/>
+        <w:right w:val="single" w:sz="4" w:space="24" w:color="auto"/>
+      </w:pgBorders>
       <w:cols w:space="708"/>
       <w:docGrid w:linePitch="360"/>
     </w:sectPr>
@@ -9108,4 +9122,16 @@
     </a:ext>
   </a:extLst>
 </a:theme>
+</file>
+
+<file path=customXml/item1.xml><?xml version="1.0" encoding="utf-8"?>
+<b:Sources xmlns:b="http://schemas.openxmlformats.org/officeDocument/2006/bibliography" xmlns="http://schemas.openxmlformats.org/officeDocument/2006/bibliography" SelectedStyle="\APASixthEditionOfficeOnline.xsl" StyleName="APA" Version="6"/>
+</file>
+
+<file path=customXml/itemProps1.xml><?xml version="1.0" encoding="utf-8"?>
+<ds:datastoreItem xmlns:ds="http://schemas.openxmlformats.org/officeDocument/2006/customXml" ds:itemID="{6D930979-EDC2-4452-A344-4F7B944F0139}">
+  <ds:schemaRefs>
+    <ds:schemaRef ds:uri="http://schemas.openxmlformats.org/officeDocument/2006/bibliography"/>
+  </ds:schemaRefs>
+</ds:datastoreItem>
 </file>